--- a/Hi (2).docx
+++ b/Hi (2).docx
@@ -601,126 +601,6 @@
           <w:szCs w:val="40"/>
         </w:rPr>
       </w:pPr>
-      <w:r>
-        <w:rPr>
-          <w:sz w:val="40"/>
-          <w:szCs w:val="40"/>
-        </w:rPr>
-        <w:t xml:space="preserve">As </w:t>
-      </w:r>
-      <w:proofErr w:type="spellStart"/>
-      <w:r>
-        <w:rPr>
-          <w:sz w:val="40"/>
-          <w:szCs w:val="40"/>
-        </w:rPr>
-        <w:t>jy</w:t>
-      </w:r>
-      <w:proofErr w:type="spellEnd"/>
-      <w:r>
-        <w:rPr>
-          <w:sz w:val="40"/>
-          <w:szCs w:val="40"/>
-        </w:rPr>
-        <w:t xml:space="preserve"> toe </w:t>
-      </w:r>
-      <w:proofErr w:type="spellStart"/>
-      <w:r>
-        <w:rPr>
-          <w:sz w:val="40"/>
-          <w:szCs w:val="40"/>
-        </w:rPr>
-        <w:t>nie</w:t>
-      </w:r>
-      <w:proofErr w:type="spellEnd"/>
-      <w:r>
-        <w:rPr>
-          <w:sz w:val="40"/>
-          <w:szCs w:val="40"/>
-        </w:rPr>
-        <w:t xml:space="preserve"> </w:t>
-      </w:r>
-      <w:proofErr w:type="spellStart"/>
-      <w:r>
-        <w:rPr>
-          <w:sz w:val="40"/>
-          <w:szCs w:val="40"/>
-        </w:rPr>
-        <w:t>belangstel</w:t>
-      </w:r>
-      <w:proofErr w:type="spellEnd"/>
-      <w:r>
-        <w:rPr>
-          <w:sz w:val="40"/>
-          <w:szCs w:val="40"/>
-        </w:rPr>
-        <w:t xml:space="preserve"> </w:t>
-      </w:r>
-      <w:proofErr w:type="spellStart"/>
-      <w:r>
-        <w:rPr>
-          <w:sz w:val="40"/>
-          <w:szCs w:val="40"/>
-        </w:rPr>
-        <w:t>nie</w:t>
-      </w:r>
-      <w:proofErr w:type="spellEnd"/>
-      <w:r>
-        <w:rPr>
-          <w:sz w:val="40"/>
-          <w:szCs w:val="40"/>
-        </w:rPr>
-        <w:t xml:space="preserve"> dan is di took cool</w:t>
-      </w:r>
-    </w:p>
-    <w:p>
-      <w:pPr>
-        <w:rPr>
-          <w:sz w:val="40"/>
-          <w:szCs w:val="40"/>
-        </w:rPr>
-      </w:pPr>
-      <w:r>
-        <w:rPr>
-          <w:sz w:val="40"/>
-          <w:szCs w:val="40"/>
-        </w:rPr>
-        <w:drawing>
-          <wp:inline distT="0" distB="0" distL="0" distR="0" wp14:anchorId="78B5BD98" wp14:editId="183EB577">
-            <wp:extent cx="5731510" cy="2800350"/>
-            <wp:effectExtent l="0" t="0" r="2540" b="0"/>
-            <wp:docPr id="1247151005" name="Picture 1"/>
-            <wp:cNvGraphicFramePr>
-              <a:graphicFrameLocks xmlns:a="http://schemas.openxmlformats.org/drawingml/2006/main" noChangeAspect="1"/>
-            </wp:cNvGraphicFramePr>
-            <a:graphic xmlns:a="http://schemas.openxmlformats.org/drawingml/2006/main">
-              <a:graphicData uri="http://schemas.openxmlformats.org/drawingml/2006/picture">
-                <pic:pic xmlns:pic="http://schemas.openxmlformats.org/drawingml/2006/picture">
-                  <pic:nvPicPr>
-                    <pic:cNvPr id="1247151005" name=""/>
-                    <pic:cNvPicPr/>
-                  </pic:nvPicPr>
-                  <pic:blipFill>
-                    <a:blip r:embed="rId7"/>
-                    <a:stretch>
-                      <a:fillRect/>
-                    </a:stretch>
-                  </pic:blipFill>
-                  <pic:spPr>
-                    <a:xfrm>
-                      <a:off x="0" y="0"/>
-                      <a:ext cx="5731510" cy="2800350"/>
-                    </a:xfrm>
-                    <a:prstGeom prst="rect">
-                      <a:avLst/>
-                    </a:prstGeom>
-                  </pic:spPr>
-                </pic:pic>
-              </a:graphicData>
-            </a:graphic>
-          </wp:inline>
-        </w:drawing>
-      </w:r>
     </w:p>
     <w:sectPr>
       <w:pgSz w:w="11906" w:h="16838"/>
@@ -1385,6 +1265,7 @@
   <w:style w:type="character" w:default="1" w:styleId="DefaultParagraphFont">
     <w:name w:val="Default Paragraph Font"/>
     <w:uiPriority w:val="1"/>
+    <w:semiHidden/>
     <w:unhideWhenUsed/>
   </w:style>
   <w:style w:type="table" w:default="1" w:styleId="TableNormal">
